--- a/Final_Project_Report.docx
+++ b/Final_Project_Report.docx
@@ -1202,13 +1202,7 @@
           </w:tcPr>
           <w:p>
             <w:r>
-              <w:t xml:space="preserve">Section 2 </w:t>
-            </w:r>
-            <w:r>
-              <w:t>-</w:t>
-            </w:r>
-            <w:r>
-              <w:t xml:space="preserve"> Cell 1</w:t>
+              <w:t>Section 2 - Cell 1</w:t>
             </w:r>
           </w:p>
         </w:tc>
@@ -1564,10 +1558,7 @@
         <w:t xml:space="preserve"> each directly supporting one of the three research questions</w:t>
       </w:r>
       <w:r>
-        <w:t>.</w:t>
-      </w:r>
-      <w:r>
-        <w:t xml:space="preserve"> </w:t>
+        <w:t xml:space="preserve">. </w:t>
       </w:r>
     </w:p>
     <w:p>
@@ -1604,10 +1595,7 @@
     </w:p>
     <w:p>
       <w:r>
-        <w:t>Do sailboats or powerboats command higher listing prices, and how does the average price differ across boat categories?</w:t>
-      </w:r>
-      <w:r>
-        <w:t xml:space="preserve"> </w:t>
+        <w:t xml:space="preserve">Do sailboats or powerboats command higher listing prices, and how does the average price differ across boat categories? </w:t>
       </w:r>
     </w:p>
     <w:p>
@@ -1823,19 +1811,7 @@
               <w:rPr>
                 <w:i/>
               </w:rPr>
-              <w:t xml:space="preserve">Figure </w:t>
-            </w:r>
-            <w:r>
-              <w:rPr>
-                <w:i/>
-              </w:rPr>
-              <w:t>1b</w:t>
-            </w:r>
-            <w:r>
-              <w:rPr>
-                <w:i/>
-              </w:rPr>
-              <w:t xml:space="preserve">. </w:t>
+              <w:t xml:space="preserve">Figure 1b. </w:t>
             </w:r>
             <w:r>
               <w:rPr>
@@ -1862,10 +1838,7 @@
     </w:p>
     <w:p>
       <w:r>
-        <w:t>Does boat length have a significant relationship with listing price, and can size reliably predict how expensive a boat will be?</w:t>
-      </w:r>
-      <w:r>
-        <w:t xml:space="preserve"> </w:t>
+        <w:t xml:space="preserve">Does boat length have a significant relationship with listing price, and can size reliably predict how expensive a boat will be? </w:t>
       </w:r>
     </w:p>
     <w:p>
@@ -1996,10 +1969,7 @@
     </w:p>
     <w:p>
       <w:r>
-        <w:t>Which countries list the most expensive boats on average, and do certain markets show unusually high or low pricing patterns?</w:t>
-      </w:r>
-      <w:r>
-        <w:t xml:space="preserve"> </w:t>
+        <w:t xml:space="preserve">Which countries list the most expensive boats on average, and do certain markets show unusually high or low pricing patterns? </w:t>
       </w:r>
     </w:p>
     <w:p>
@@ -2553,84 +2523,6 @@
           <w:t>https://www.kaggle.com/datasets/karthikbhandary2/boat-sales</w:t>
         </w:r>
       </w:hyperlink>
-    </w:p>
-    <w:p>
-      <w:pPr>
-        <w:pStyle w:val="Heading1"/>
-      </w:pPr>
-      <w:r>
-        <w:t>Final Submission Checklist</w:t>
-      </w:r>
-    </w:p>
-    <w:p>
-      <w:pPr>
-        <w:pStyle w:val="ListBullet"/>
-      </w:pPr>
-      <w:r>
-        <w:rPr>
-          <w:rFonts w:ascii="Segoe UI Symbol" w:hAnsi="Segoe UI Symbol" w:cs="Segoe UI Symbol"/>
-        </w:rPr>
-        <w:t>✓</w:t>
-      </w:r>
-      <w:r>
-        <w:t xml:space="preserve"> I included my GitHub repository link or Google Colab notebook link in the Google Sheet provided by the instructor.</w:t>
-      </w:r>
-    </w:p>
-    <w:p>
-      <w:pPr>
-        <w:pStyle w:val="ListBullet"/>
-      </w:pPr>
-      <w:r>
-        <w:rPr>
-          <w:rFonts w:ascii="Segoe UI Symbol" w:hAnsi="Segoe UI Symbol" w:cs="Segoe UI Symbol"/>
-        </w:rPr>
-        <w:t>✓</w:t>
-      </w:r>
-      <w:r>
-        <w:t xml:space="preserve"> I attached the project report as a separate file.</w:t>
-      </w:r>
-    </w:p>
-    <w:p>
-      <w:pPr>
-        <w:pStyle w:val="ListBullet"/>
-      </w:pPr>
-      <w:r>
-        <w:rPr>
-          <w:rFonts w:ascii="Segoe UI Symbol" w:hAnsi="Segoe UI Symbol" w:cs="Segoe UI Symbol"/>
-        </w:rPr>
-        <w:t>✓</w:t>
-      </w:r>
-      <w:r>
-        <w:t xml:space="preserve"> My report includes dataset source, project objective, cleaning steps, feature engineering, analysis, visualizations, findings, limitations, and conclusion.</w:t>
-      </w:r>
-    </w:p>
-    <w:p>
-      <w:pPr>
-        <w:pStyle w:val="ListBullet"/>
-      </w:pPr>
-      <w:r>
-        <w:rPr>
-          <w:rFonts w:ascii="Segoe UI Symbol" w:hAnsi="Segoe UI Symbol" w:cs="Segoe UI Symbol"/>
-        </w:rPr>
-        <w:t>✓</w:t>
-      </w:r>
-      <w:r>
-        <w:t xml:space="preserve"> My code uses Pandas, NumPy, and Matplotlib meaningfully.</w:t>
-      </w:r>
-    </w:p>
-    <w:p>
-      <w:pPr>
-        <w:pStyle w:val="ListBullet"/>
-      </w:pPr>
-      <w:r>
-        <w:rPr>
-          <w:rFonts w:ascii="Segoe UI Symbol" w:hAnsi="Segoe UI Symbol" w:cs="Segoe UI Symbol"/>
-        </w:rPr>
-        <w:t>✓</w:t>
-      </w:r>
-      <w:r>
-        <w:t xml:space="preserve"> All bracketed placeholder text and helper notes were replaced or deleted before submission.</w:t>
-      </w:r>
     </w:p>
     <w:p>
       <w:pPr>
@@ -3549,6 +3441,7 @@
   <w:style w:type="character" w:default="1" w:styleId="DefaultParagraphFont">
     <w:name w:val="Default Paragraph Font"/>
     <w:uiPriority w:val="1"/>
+    <w:semiHidden/>
     <w:unhideWhenUsed/>
   </w:style>
   <w:style w:type="table" w:default="1" w:styleId="TableNormal">
